--- a/artifacts/SMB-14/build/latest-status-update.docx
+++ b/artifacts/SMB-14/build/latest-status-update.docx
@@ -139,7 +139,7 @@
         <w:pStyle w:val="BodyText"/>
       </w:pPr>
       <w:r>
-        <w:t xml:space="preserve">The rough in inspection passed on 13 March 2026 and the certificate is also in your project hub. The cabinet run was delivered on 16 March 2026 and checked against the product and finish selections schedule.</w:t>
+        <w:t xml:space="preserve">The rough in inspection passed on 13 March 2026 and the inspection is recorded in your project hub. The cabinet run was delivered on 16 March 2026 and checked against the product and finish selections schedule.</w:t>
       </w:r>
     </w:p>
     <w:bookmarkEnd w:id="10"/>

--- a/artifacts/SMB-14/build/latest-status-update.docx
+++ b/artifacts/SMB-14/build/latest-status-update.docx
@@ -139,7 +139,7 @@
         <w:pStyle w:val="BodyText"/>
       </w:pPr>
       <w:r>
-        <w:t xml:space="preserve">The rough in inspection passed on 13 March 2026 and the inspection is recorded in your project hub. The cabinet run was delivered on 16 March 2026 and checked against the product and finish selections schedule.</w:t>
+        <w:t xml:space="preserve">The rough in inspection passed on 13 March 2026 and the record of it lives in your project hub. The cabinet run was delivered on 16 March 2026 and checked against the product and finish selections schedule.</w:t>
       </w:r>
     </w:p>
     <w:bookmarkEnd w:id="10"/>
